--- a/src/content/bios/Cavalcanti-GE 2015.docx
+++ b/src/content/bios/Cavalcanti-GE 2015.docx
@@ -6520,7 +6520,7 @@
             <w:u w:val="none"/>
             <w:lang w:val="en-GB"/>
           </w:rPr>
-          <w:t>www.academia.org.br/abl/cgi/cgilua.exe/sys/start.htm? infoid=10322&amp;sid=704</w:t>
+          <w:t>www.academia.org.br/abl/cgi/cgilua.exe/sys/start.htm?infoid=10322&amp;sid=704</w:t>
         </w:r>
       </w:hyperlink>
       <w:r>
@@ -6570,7 +6570,7 @@
             <w:u w:val="none"/>
             <w:lang w:val="en-GB"/>
           </w:rPr>
-          <w:t>www.academia.org.br/abl/cgi/cgilua.exe/sys/start.htm?infoid= 10920&amp;sid=273</w:t>
+          <w:t>www.academia.org.br/abl/cgi/cgilua.exe/sys/start.htm?infoid=10920&amp;sid=273</w:t>
         </w:r>
       </w:hyperlink>
       <w:r>
